--- a/arb/docx/57.content.docx
+++ b/arb/docx/57.content.docx
@@ -147,13 +147,6 @@
         <w:rPr>
           <w:lang w:val="ar_AE" w:bidi="ar_AE"/>
         </w:rPr>
-      </w:r>
-      <w:r>
-        <w:rPr>
-          <w:i/>
-          <w:lang w:val="ar_AE" w:bidi="ar_AE"/>
-        </w:rPr>
-        <w:t>فليمون ١:١, إِلَى 1:1 (#2), فليمون ١: ٢, فليمون ١: ٥, فليمون ١: ٧, فليمون ١: ٩, فليمون ١: ١٠, فليمون 1: 10 (#2), فليمون 1: 12, فليمون ١: ١٣, فليمون 1: 13 (#2), فليمون 1: 14, فليمون ١: ١٥, فليمون ١: ١٦–١٧, فليمون 1: 18, فليمون ١: ١٩, فليمون 1: 22, فليمون 1: 22 (#2)</w:t>
       </w:r>
       <w:r>
         <w:rPr>

--- a/arb/docx/57.content.docx
+++ b/arb/docx/57.content.docx
@@ -132,21 +132,6 @@
           <w:lang w:val="ar_AE" w:bidi="ar_AE"/>
         </w:rPr>
         <w:t>PHM</w:t>
-      </w:r>
-      <w:r>
-        <w:rPr>
-          <w:lang w:val="ar_AE" w:bidi="ar_AE"/>
-        </w:rPr>
-      </w:r>
-    </w:p>
-    <w:p>
-      <w:pPr>
-        <w:bidi/>
-      </w:pPr>
-      <w:r>
-        <w:rPr>
-          <w:lang w:val="ar_AE" w:bidi="ar_AE"/>
-        </w:rPr>
       </w:r>
       <w:r>
         <w:rPr>

--- a/arb/docx/57.content.docx
+++ b/arb/docx/57.content.docx
@@ -22,7 +22,7 @@
         <w:rPr>
           <w:lang w:val="ar_AE" w:bidi="ar_AE"/>
         </w:rPr>
-        <w:t>Resource: أسئلة الترجمة (unfoldingWord)</w:t>
+        <w:t>Resource: unfoldingWord® Translation Questions</w:t>
       </w:r>
       <w:r>
         <w:rPr>
@@ -91,7 +91,7 @@
         <w:rPr>
           <w:lang w:val="ar_AE" w:bidi="ar_AE"/>
         </w:rPr>
-        <w:t>أسئلة الترجمة (unfoldingWord)</w:t>
+        <w:t>unfoldingWord® Translation Questions</w:t>
       </w:r>
     </w:p>
     <w:p>

--- a/arb/docx/57.content.docx
+++ b/arb/docx/57.content.docx
@@ -9,6 +9,8 @@
       </w:pPr>
       <w:r>
         <w:rPr>
+          <w:rtl/>
+          <w:cs/>
           <w:lang w:val="ar_AE" w:bidi="ar_AE"/>
         </w:rPr>
       </w:r>
@@ -20,64 +22,84 @@
       </w:pPr>
       <w:r>
         <w:rPr>
+          <w:rtl/>
+          <w:cs/>
           <w:lang w:val="ar_AE" w:bidi="ar_AE"/>
         </w:rPr>
         <w:t>Resource: unfoldingWord® Translation Questions</w:t>
       </w:r>
       <w:r>
         <w:rPr>
-          <w:lang w:val="ar_AE" w:bidi="ar_AE"/>
-        </w:rPr>
-      </w:r>
-    </w:p>
-    <w:p>
-      <w:pPr>
-        <w:bidi/>
-      </w:pPr>
-      <w:r>
-        <w:rPr>
+          <w:rtl/>
+          <w:cs/>
+          <w:lang w:val="ar_AE" w:bidi="ar_AE"/>
+        </w:rPr>
+      </w:r>
+    </w:p>
+    <w:p>
+      <w:pPr>
+        <w:bidi/>
+      </w:pPr>
+      <w:r>
+        <w:rPr>
+          <w:rtl/>
+          <w:cs/>
           <w:lang w:val="ar_AE" w:bidi="ar_AE"/>
         </w:rPr>
       </w:r>
       <w:r>
         <w:rPr>
           <w:b/>
+          <w:rtl/>
+          <w:cs/>
           <w:lang w:val="ar_AE" w:bidi="ar_AE"/>
         </w:rPr>
         <w:t>unfoldingWord® Translation Questions</w:t>
       </w:r>
       <w:r>
         <w:rPr>
+          <w:rtl/>
+          <w:cs/>
           <w:lang w:val="ar_AE" w:bidi="ar_AE"/>
         </w:rPr>
         <w:t xml:space="preserve"> © 2022 unfoldingWord. Released under CC BY-SA 4.0 license. </w:t>
       </w:r>
       <w:r>
         <w:rPr>
+          <w:rtl/>
+          <w:cs/>
           <w:lang w:val="ar_AE" w:bidi="ar_AE"/>
         </w:rPr>
         <w:t>unfoldingWord® Translation Questions</w:t>
       </w:r>
       <w:r>
         <w:rPr>
+          <w:rtl/>
+          <w:cs/>
           <w:lang w:val="ar_AE" w:bidi="ar_AE"/>
         </w:rPr>
         <w:t xml:space="preserve"> has been adapted in the following languages: Tok Pisin, Arabic (عربي), French (Français), Hindi (हिंदी), Indonesian (Bahasa Indonesia), Portuguese (Português), Russian (Русский), Spanish (Español), Swahili (Kiswahili), and Simplified Chinese (简体中文) from </w:t>
       </w:r>
       <w:r>
         <w:rPr>
+          <w:rtl/>
+          <w:cs/>
           <w:lang w:val="ar_AE" w:bidi="ar_AE"/>
         </w:rPr>
         <w:t>unfoldingWord® Translation Questions</w:t>
       </w:r>
       <w:r>
         <w:rPr>
+          <w:rtl/>
+          <w:cs/>
           <w:lang w:val="ar_AE" w:bidi="ar_AE"/>
         </w:rPr>
         <w:t xml:space="preserve"> © 2022 unfoldingWord. Released under CC BY-SA 4.0 license by Mission Mutual</w:t>
       </w:r>
       <w:r>
         <w:rPr>
+          <w:rtl/>
+          <w:cs/>
           <w:lang w:val="ar_AE" w:bidi="ar_AE"/>
         </w:rPr>
       </w:r>
@@ -89,6 +111,8 @@
       </w:pPr>
       <w:r>
         <w:rPr>
+          <w:rtl/>
+          <w:cs/>
           <w:lang w:val="ar_AE" w:bidi="ar_AE"/>
         </w:rPr>
         <w:t>unfoldingWord® Translation Questions</w:t>
@@ -118,6 +142,8 @@
       </w:pPr>
       <w:r>
         <w:rPr>
+          <w:rtl/>
+          <w:cs/>
           <w:lang w:val="ar_AE" w:bidi="ar_AE"/>
         </w:rPr>
       </w:r>
@@ -129,38 +155,50 @@
       </w:pPr>
       <w:r>
         <w:rPr>
+          <w:rtl/>
+          <w:cs/>
           <w:lang w:val="ar_AE" w:bidi="ar_AE"/>
         </w:rPr>
         <w:t>PHM</w:t>
       </w:r>
       <w:r>
         <w:rPr>
-          <w:lang w:val="ar_AE" w:bidi="ar_AE"/>
-        </w:rPr>
-      </w:r>
-    </w:p>
-    <w:p>
-      <w:pPr>
-        <w:bidi/>
-      </w:pPr>
-      <w:r>
-        <w:rPr>
-          <w:lang w:val="ar_AE" w:bidi="ar_AE"/>
-        </w:rPr>
-      </w:r>
-      <w:r>
-        <w:rPr>
+          <w:rtl/>
+          <w:cs/>
+          <w:lang w:val="ar_AE" w:bidi="ar_AE"/>
+        </w:rPr>
+      </w:r>
+    </w:p>
+    <w:p>
+      <w:pPr>
+        <w:bidi/>
+      </w:pPr>
+      <w:r>
+        <w:rPr>
+          <w:rtl/>
+          <w:cs/>
+          <w:lang w:val="ar_AE" w:bidi="ar_AE"/>
+        </w:rPr>
+      </w:r>
+      <w:r>
+        <w:rPr>
+          <w:rtl/>
+          <w:cs/>
           <w:lang w:val="ar_AE" w:bidi="ar_AE"/>
         </w:rPr>
         <w:t xml:space="preserve"> </w:t>
       </w:r>
       <w:r>
         <w:rPr>
-          <w:lang w:val="ar_AE" w:bidi="ar_AE"/>
-        </w:rPr>
-      </w:r>
-      <w:r>
-        <w:rPr>
+          <w:rtl/>
+          <w:cs/>
+          <w:lang w:val="ar_AE" w:bidi="ar_AE"/>
+        </w:rPr>
+      </w:r>
+      <w:r>
+        <w:rPr>
+          <w:rtl/>
+          <w:cs/>
           <w:lang w:val="ar_AE" w:bidi="ar_AE"/>
         </w:rPr>
       </w:r>
@@ -186,6 +224,8 @@
       </w:pPr>
       <w:r>
         <w:rPr>
+          <w:rtl/>
+          <w:cs/>
           <w:lang w:val="ar_AE" w:bidi="ar_AE"/>
         </w:rPr>
       </w:r>
@@ -197,28 +237,36 @@
       </w:pPr>
       <w:r>
         <w:rPr>
+          <w:rtl/>
+          <w:cs/>
           <w:lang w:val="ar_AE" w:bidi="ar_AE"/>
         </w:rPr>
         <w:t>فليمون ١:١</w:t>
       </w:r>
       <w:r>
         <w:rPr>
-          <w:lang w:val="ar_AE" w:bidi="ar_AE"/>
-        </w:rPr>
-      </w:r>
-    </w:p>
-    <w:p>
-      <w:pPr>
-        <w:bidi/>
-      </w:pPr>
-      <w:r>
-        <w:rPr>
+          <w:rtl/>
+          <w:cs/>
+          <w:lang w:val="ar_AE" w:bidi="ar_AE"/>
+        </w:rPr>
+      </w:r>
+    </w:p>
+    <w:p>
+      <w:pPr>
+        <w:bidi/>
+      </w:pPr>
+      <w:r>
+        <w:rPr>
+          <w:rtl/>
+          <w:cs/>
           <w:lang w:val="ar_AE" w:bidi="ar_AE"/>
         </w:rPr>
       </w:r>
       <w:r>
         <w:rPr>
           <w:b/>
+          <w:rtl/>
+          <w:cs/>
           <w:lang w:val="ar_AE" w:bidi="ar_AE"/>
         </w:rPr>
         <w:t>أين كان بولس وقت كتابته هذه الرسالة؟</w:t>
@@ -230,32 +278,42 @@
       </w:pPr>
       <w:r>
         <w:rPr>
-          <w:lang w:val="ar_AE" w:bidi="ar_AE"/>
-        </w:rPr>
-      </w:r>
-      <w:r>
-        <w:rPr>
+          <w:rtl/>
+          <w:cs/>
+          <w:lang w:val="ar_AE" w:bidi="ar_AE"/>
+        </w:rPr>
+      </w:r>
+      <w:r>
+        <w:rPr>
+          <w:rtl/>
+          <w:cs/>
           <w:lang w:val="ar_AE" w:bidi="ar_AE"/>
         </w:rPr>
         <w:t>كان بولس في السجن حين كتابة هذه الرسالة.</w:t>
       </w:r>
       <w:r>
         <w:rPr>
-          <w:lang w:val="ar_AE" w:bidi="ar_AE"/>
-        </w:rPr>
-      </w:r>
-      <w:r>
-        <w:rPr>
-          <w:lang w:val="ar_AE" w:bidi="ar_AE"/>
-        </w:rPr>
-      </w:r>
-    </w:p>
-    <w:p>
-      <w:pPr>
-        <w:bidi/>
-      </w:pPr>
-      <w:r>
-        <w:rPr>
+          <w:rtl/>
+          <w:cs/>
+          <w:lang w:val="ar_AE" w:bidi="ar_AE"/>
+        </w:rPr>
+      </w:r>
+      <w:r>
+        <w:rPr>
+          <w:rtl/>
+          <w:cs/>
+          <w:lang w:val="ar_AE" w:bidi="ar_AE"/>
+        </w:rPr>
+      </w:r>
+    </w:p>
+    <w:p>
+      <w:pPr>
+        <w:bidi/>
+      </w:pPr>
+      <w:r>
+        <w:rPr>
+          <w:rtl/>
+          <w:cs/>
           <w:lang w:val="ar_AE" w:bidi="ar_AE"/>
         </w:rPr>
       </w:r>
@@ -267,28 +325,36 @@
       </w:pPr>
       <w:r>
         <w:rPr>
+          <w:rtl/>
+          <w:cs/>
           <w:lang w:val="ar_AE" w:bidi="ar_AE"/>
         </w:rPr>
         <w:t>إِلَى 1:1 (#2)</w:t>
       </w:r>
       <w:r>
         <w:rPr>
-          <w:lang w:val="ar_AE" w:bidi="ar_AE"/>
-        </w:rPr>
-      </w:r>
-    </w:p>
-    <w:p>
-      <w:pPr>
-        <w:bidi/>
-      </w:pPr>
-      <w:r>
-        <w:rPr>
+          <w:rtl/>
+          <w:cs/>
+          <w:lang w:val="ar_AE" w:bidi="ar_AE"/>
+        </w:rPr>
+      </w:r>
+    </w:p>
+    <w:p>
+      <w:pPr>
+        <w:bidi/>
+      </w:pPr>
+      <w:r>
+        <w:rPr>
+          <w:rtl/>
+          <w:cs/>
           <w:lang w:val="ar_AE" w:bidi="ar_AE"/>
         </w:rPr>
       </w:r>
       <w:r>
         <w:rPr>
           <w:b/>
+          <w:rtl/>
+          <w:cs/>
           <w:lang w:val="ar_AE" w:bidi="ar_AE"/>
         </w:rPr>
         <w:t>لمن كُتبت هذه الرسالة؟</w:t>
@@ -300,32 +366,42 @@
       </w:pPr>
       <w:r>
         <w:rPr>
-          <w:lang w:val="ar_AE" w:bidi="ar_AE"/>
-        </w:rPr>
-      </w:r>
-      <w:r>
-        <w:rPr>
+          <w:rtl/>
+          <w:cs/>
+          <w:lang w:val="ar_AE" w:bidi="ar_AE"/>
+        </w:rPr>
+      </w:r>
+      <w:r>
+        <w:rPr>
+          <w:rtl/>
+          <w:cs/>
           <w:lang w:val="ar_AE" w:bidi="ar_AE"/>
         </w:rPr>
         <w:t>كُتِبَتْ هذه الرسالة إلى صديق بولس العزيز وزميله في العمل.</w:t>
       </w:r>
       <w:r>
         <w:rPr>
-          <w:lang w:val="ar_AE" w:bidi="ar_AE"/>
-        </w:rPr>
-      </w:r>
-      <w:r>
-        <w:rPr>
-          <w:lang w:val="ar_AE" w:bidi="ar_AE"/>
-        </w:rPr>
-      </w:r>
-    </w:p>
-    <w:p>
-      <w:pPr>
-        <w:bidi/>
-      </w:pPr>
-      <w:r>
-        <w:rPr>
+          <w:rtl/>
+          <w:cs/>
+          <w:lang w:val="ar_AE" w:bidi="ar_AE"/>
+        </w:rPr>
+      </w:r>
+      <w:r>
+        <w:rPr>
+          <w:rtl/>
+          <w:cs/>
+          <w:lang w:val="ar_AE" w:bidi="ar_AE"/>
+        </w:rPr>
+      </w:r>
+    </w:p>
+    <w:p>
+      <w:pPr>
+        <w:bidi/>
+      </w:pPr>
+      <w:r>
+        <w:rPr>
+          <w:rtl/>
+          <w:cs/>
           <w:lang w:val="ar_AE" w:bidi="ar_AE"/>
         </w:rPr>
       </w:r>
@@ -337,28 +413,36 @@
       </w:pPr>
       <w:r>
         <w:rPr>
+          <w:rtl/>
+          <w:cs/>
           <w:lang w:val="ar_AE" w:bidi="ar_AE"/>
         </w:rPr>
         <w:t>فليمون ١: ٢</w:t>
       </w:r>
       <w:r>
         <w:rPr>
-          <w:lang w:val="ar_AE" w:bidi="ar_AE"/>
-        </w:rPr>
-      </w:r>
-    </w:p>
-    <w:p>
-      <w:pPr>
-        <w:bidi/>
-      </w:pPr>
-      <w:r>
-        <w:rPr>
+          <w:rtl/>
+          <w:cs/>
+          <w:lang w:val="ar_AE" w:bidi="ar_AE"/>
+        </w:rPr>
+      </w:r>
+    </w:p>
+    <w:p>
+      <w:pPr>
+        <w:bidi/>
+      </w:pPr>
+      <w:r>
+        <w:rPr>
+          <w:rtl/>
+          <w:cs/>
           <w:lang w:val="ar_AE" w:bidi="ar_AE"/>
         </w:rPr>
       </w:r>
       <w:r>
         <w:rPr>
           <w:b/>
+          <w:rtl/>
+          <w:cs/>
           <w:lang w:val="ar_AE" w:bidi="ar_AE"/>
         </w:rPr>
         <w:t>في أي نوع من الأماكن يكون اجتماع الكنيسة؟</w:t>
@@ -370,32 +454,42 @@
       </w:pPr>
       <w:r>
         <w:rPr>
-          <w:lang w:val="ar_AE" w:bidi="ar_AE"/>
-        </w:rPr>
-      </w:r>
-      <w:r>
-        <w:rPr>
+          <w:rtl/>
+          <w:cs/>
+          <w:lang w:val="ar_AE" w:bidi="ar_AE"/>
+        </w:rPr>
+      </w:r>
+      <w:r>
+        <w:rPr>
+          <w:rtl/>
+          <w:cs/>
           <w:lang w:val="ar_AE" w:bidi="ar_AE"/>
         </w:rPr>
         <w:t>تجتمع الكنيسة في بيت.</w:t>
       </w:r>
       <w:r>
         <w:rPr>
-          <w:lang w:val="ar_AE" w:bidi="ar_AE"/>
-        </w:rPr>
-      </w:r>
-      <w:r>
-        <w:rPr>
-          <w:lang w:val="ar_AE" w:bidi="ar_AE"/>
-        </w:rPr>
-      </w:r>
-    </w:p>
-    <w:p>
-      <w:pPr>
-        <w:bidi/>
-      </w:pPr>
-      <w:r>
-        <w:rPr>
+          <w:rtl/>
+          <w:cs/>
+          <w:lang w:val="ar_AE" w:bidi="ar_AE"/>
+        </w:rPr>
+      </w:r>
+      <w:r>
+        <w:rPr>
+          <w:rtl/>
+          <w:cs/>
+          <w:lang w:val="ar_AE" w:bidi="ar_AE"/>
+        </w:rPr>
+      </w:r>
+    </w:p>
+    <w:p>
+      <w:pPr>
+        <w:bidi/>
+      </w:pPr>
+      <w:r>
+        <w:rPr>
+          <w:rtl/>
+          <w:cs/>
           <w:lang w:val="ar_AE" w:bidi="ar_AE"/>
         </w:rPr>
       </w:r>
@@ -407,28 +501,36 @@
       </w:pPr>
       <w:r>
         <w:rPr>
+          <w:rtl/>
+          <w:cs/>
           <w:lang w:val="ar_AE" w:bidi="ar_AE"/>
         </w:rPr>
         <w:t>فليمون ١: ٥</w:t>
       </w:r>
       <w:r>
         <w:rPr>
-          <w:lang w:val="ar_AE" w:bidi="ar_AE"/>
-        </w:rPr>
-      </w:r>
-    </w:p>
-    <w:p>
-      <w:pPr>
-        <w:bidi/>
-      </w:pPr>
-      <w:r>
-        <w:rPr>
+          <w:rtl/>
+          <w:cs/>
+          <w:lang w:val="ar_AE" w:bidi="ar_AE"/>
+        </w:rPr>
+      </w:r>
+    </w:p>
+    <w:p>
+      <w:pPr>
+        <w:bidi/>
+      </w:pPr>
+      <w:r>
+        <w:rPr>
+          <w:rtl/>
+          <w:cs/>
           <w:lang w:val="ar_AE" w:bidi="ar_AE"/>
         </w:rPr>
       </w:r>
       <w:r>
         <w:rPr>
           <w:b/>
+          <w:rtl/>
+          <w:cs/>
           <w:lang w:val="ar_AE" w:bidi="ar_AE"/>
         </w:rPr>
         <w:t>ما الصفات الحسنة التي سمع بها بولس عن فليمون؟</w:t>
@@ -440,32 +542,42 @@
       </w:pPr>
       <w:r>
         <w:rPr>
-          <w:lang w:val="ar_AE" w:bidi="ar_AE"/>
-        </w:rPr>
-      </w:r>
-      <w:r>
-        <w:rPr>
+          <w:rtl/>
+          <w:cs/>
+          <w:lang w:val="ar_AE" w:bidi="ar_AE"/>
+        </w:rPr>
+      </w:r>
+      <w:r>
+        <w:rPr>
+          <w:rtl/>
+          <w:cs/>
           <w:lang w:val="ar_AE" w:bidi="ar_AE"/>
         </w:rPr>
         <w:t>سمع بولس عن محبة فليمون وإيمانه بالرب ووفائه تجاه جميع القديسين.</w:t>
       </w:r>
       <w:r>
         <w:rPr>
-          <w:lang w:val="ar_AE" w:bidi="ar_AE"/>
-        </w:rPr>
-      </w:r>
-      <w:r>
-        <w:rPr>
-          <w:lang w:val="ar_AE" w:bidi="ar_AE"/>
-        </w:rPr>
-      </w:r>
-    </w:p>
-    <w:p>
-      <w:pPr>
-        <w:bidi/>
-      </w:pPr>
-      <w:r>
-        <w:rPr>
+          <w:rtl/>
+          <w:cs/>
+          <w:lang w:val="ar_AE" w:bidi="ar_AE"/>
+        </w:rPr>
+      </w:r>
+      <w:r>
+        <w:rPr>
+          <w:rtl/>
+          <w:cs/>
+          <w:lang w:val="ar_AE" w:bidi="ar_AE"/>
+        </w:rPr>
+      </w:r>
+    </w:p>
+    <w:p>
+      <w:pPr>
+        <w:bidi/>
+      </w:pPr>
+      <w:r>
+        <w:rPr>
+          <w:rtl/>
+          <w:cs/>
           <w:lang w:val="ar_AE" w:bidi="ar_AE"/>
         </w:rPr>
       </w:r>
@@ -477,28 +589,36 @@
       </w:pPr>
       <w:r>
         <w:rPr>
+          <w:rtl/>
+          <w:cs/>
           <w:lang w:val="ar_AE" w:bidi="ar_AE"/>
         </w:rPr>
         <w:t>فليمون ١: ٧</w:t>
       </w:r>
       <w:r>
         <w:rPr>
-          <w:lang w:val="ar_AE" w:bidi="ar_AE"/>
-        </w:rPr>
-      </w:r>
-    </w:p>
-    <w:p>
-      <w:pPr>
-        <w:bidi/>
-      </w:pPr>
-      <w:r>
-        <w:rPr>
+          <w:rtl/>
+          <w:cs/>
+          <w:lang w:val="ar_AE" w:bidi="ar_AE"/>
+        </w:rPr>
+      </w:r>
+    </w:p>
+    <w:p>
+      <w:pPr>
+        <w:bidi/>
+      </w:pPr>
+      <w:r>
+        <w:rPr>
+          <w:rtl/>
+          <w:cs/>
           <w:lang w:val="ar_AE" w:bidi="ar_AE"/>
         </w:rPr>
       </w:r>
       <w:r>
         <w:rPr>
           <w:b/>
+          <w:rtl/>
+          <w:cs/>
           <w:lang w:val="ar_AE" w:bidi="ar_AE"/>
         </w:rPr>
         <w:t>وفقًا لبولس، ماذا فعل فليمون للقديسين؟</w:t>
@@ -510,32 +630,42 @@
       </w:pPr>
       <w:r>
         <w:rPr>
-          <w:lang w:val="ar_AE" w:bidi="ar_AE"/>
-        </w:rPr>
-      </w:r>
-      <w:r>
-        <w:rPr>
+          <w:rtl/>
+          <w:cs/>
+          <w:lang w:val="ar_AE" w:bidi="ar_AE"/>
+        </w:rPr>
+      </w:r>
+      <w:r>
+        <w:rPr>
+          <w:rtl/>
+          <w:cs/>
           <w:lang w:val="ar_AE" w:bidi="ar_AE"/>
         </w:rPr>
         <w:t>أنعش فليمون أحشاء القديسين.</w:t>
       </w:r>
       <w:r>
         <w:rPr>
-          <w:lang w:val="ar_AE" w:bidi="ar_AE"/>
-        </w:rPr>
-      </w:r>
-      <w:r>
-        <w:rPr>
-          <w:lang w:val="ar_AE" w:bidi="ar_AE"/>
-        </w:rPr>
-      </w:r>
-    </w:p>
-    <w:p>
-      <w:pPr>
-        <w:bidi/>
-      </w:pPr>
-      <w:r>
-        <w:rPr>
+          <w:rtl/>
+          <w:cs/>
+          <w:lang w:val="ar_AE" w:bidi="ar_AE"/>
+        </w:rPr>
+      </w:r>
+      <w:r>
+        <w:rPr>
+          <w:rtl/>
+          <w:cs/>
+          <w:lang w:val="ar_AE" w:bidi="ar_AE"/>
+        </w:rPr>
+      </w:r>
+    </w:p>
+    <w:p>
+      <w:pPr>
+        <w:bidi/>
+      </w:pPr>
+      <w:r>
+        <w:rPr>
+          <w:rtl/>
+          <w:cs/>
           <w:lang w:val="ar_AE" w:bidi="ar_AE"/>
         </w:rPr>
       </w:r>
@@ -547,28 +677,36 @@
       </w:pPr>
       <w:r>
         <w:rPr>
+          <w:rtl/>
+          <w:cs/>
           <w:lang w:val="ar_AE" w:bidi="ar_AE"/>
         </w:rPr>
         <w:t>فليمون ١: ٩</w:t>
       </w:r>
       <w:r>
         <w:rPr>
-          <w:lang w:val="ar_AE" w:bidi="ar_AE"/>
-        </w:rPr>
-      </w:r>
-    </w:p>
-    <w:p>
-      <w:pPr>
-        <w:bidi/>
-      </w:pPr>
-      <w:r>
-        <w:rPr>
+          <w:rtl/>
+          <w:cs/>
+          <w:lang w:val="ar_AE" w:bidi="ar_AE"/>
+        </w:rPr>
+      </w:r>
+    </w:p>
+    <w:p>
+      <w:pPr>
+        <w:bidi/>
+      </w:pPr>
+      <w:r>
+        <w:rPr>
+          <w:rtl/>
+          <w:cs/>
           <w:lang w:val="ar_AE" w:bidi="ar_AE"/>
         </w:rPr>
       </w:r>
       <w:r>
         <w:rPr>
           <w:b/>
+          <w:rtl/>
+          <w:cs/>
           <w:lang w:val="ar_AE" w:bidi="ar_AE"/>
         </w:rPr>
         <w:t>لماذا يطلب بولس من فليمون بدلًا من أنْ يأمره؟</w:t>
@@ -580,32 +718,42 @@
       </w:pPr>
       <w:r>
         <w:rPr>
-          <w:lang w:val="ar_AE" w:bidi="ar_AE"/>
-        </w:rPr>
-      </w:r>
-      <w:r>
-        <w:rPr>
+          <w:rtl/>
+          <w:cs/>
+          <w:lang w:val="ar_AE" w:bidi="ar_AE"/>
+        </w:rPr>
+      </w:r>
+      <w:r>
+        <w:rPr>
+          <w:rtl/>
+          <w:cs/>
           <w:lang w:val="ar_AE" w:bidi="ar_AE"/>
         </w:rPr>
         <w:t>يطلب بولس بدلًا من أنْ يأمر من أجل المحبة.</w:t>
       </w:r>
       <w:r>
         <w:rPr>
-          <w:lang w:val="ar_AE" w:bidi="ar_AE"/>
-        </w:rPr>
-      </w:r>
-      <w:r>
-        <w:rPr>
-          <w:lang w:val="ar_AE" w:bidi="ar_AE"/>
-        </w:rPr>
-      </w:r>
-    </w:p>
-    <w:p>
-      <w:pPr>
-        <w:bidi/>
-      </w:pPr>
-      <w:r>
-        <w:rPr>
+          <w:rtl/>
+          <w:cs/>
+          <w:lang w:val="ar_AE" w:bidi="ar_AE"/>
+        </w:rPr>
+      </w:r>
+      <w:r>
+        <w:rPr>
+          <w:rtl/>
+          <w:cs/>
+          <w:lang w:val="ar_AE" w:bidi="ar_AE"/>
+        </w:rPr>
+      </w:r>
+    </w:p>
+    <w:p>
+      <w:pPr>
+        <w:bidi/>
+      </w:pPr>
+      <w:r>
+        <w:rPr>
+          <w:rtl/>
+          <w:cs/>
           <w:lang w:val="ar_AE" w:bidi="ar_AE"/>
         </w:rPr>
       </w:r>
@@ -617,28 +765,36 @@
       </w:pPr>
       <w:r>
         <w:rPr>
+          <w:rtl/>
+          <w:cs/>
           <w:lang w:val="ar_AE" w:bidi="ar_AE"/>
         </w:rPr>
         <w:t>فليمون ١: ١٠</w:t>
       </w:r>
       <w:r>
         <w:rPr>
-          <w:lang w:val="ar_AE" w:bidi="ar_AE"/>
-        </w:rPr>
-      </w:r>
-    </w:p>
-    <w:p>
-      <w:pPr>
-        <w:bidi/>
-      </w:pPr>
-      <w:r>
-        <w:rPr>
+          <w:rtl/>
+          <w:cs/>
+          <w:lang w:val="ar_AE" w:bidi="ar_AE"/>
+        </w:rPr>
+      </w:r>
+    </w:p>
+    <w:p>
+      <w:pPr>
+        <w:bidi/>
+      </w:pPr>
+      <w:r>
+        <w:rPr>
+          <w:rtl/>
+          <w:cs/>
           <w:lang w:val="ar_AE" w:bidi="ar_AE"/>
         </w:rPr>
       </w:r>
       <w:r>
         <w:rPr>
           <w:b/>
+          <w:rtl/>
+          <w:cs/>
           <w:lang w:val="ar_AE" w:bidi="ar_AE"/>
         </w:rPr>
         <w:t>بماذا دعا بولس أنسيمس؟</w:t>
@@ -650,32 +806,42 @@
       </w:pPr>
       <w:r>
         <w:rPr>
-          <w:lang w:val="ar_AE" w:bidi="ar_AE"/>
-        </w:rPr>
-      </w:r>
-      <w:r>
-        <w:rPr>
+          <w:rtl/>
+          <w:cs/>
+          <w:lang w:val="ar_AE" w:bidi="ar_AE"/>
+        </w:rPr>
+      </w:r>
+      <w:r>
+        <w:rPr>
+          <w:rtl/>
+          <w:cs/>
           <w:lang w:val="ar_AE" w:bidi="ar_AE"/>
         </w:rPr>
         <w:t>دعا بولس أنِسِيمس ابنه.</w:t>
       </w:r>
       <w:r>
         <w:rPr>
-          <w:lang w:val="ar_AE" w:bidi="ar_AE"/>
-        </w:rPr>
-      </w:r>
-      <w:r>
-        <w:rPr>
-          <w:lang w:val="ar_AE" w:bidi="ar_AE"/>
-        </w:rPr>
-      </w:r>
-    </w:p>
-    <w:p>
-      <w:pPr>
-        <w:bidi/>
-      </w:pPr>
-      <w:r>
-        <w:rPr>
+          <w:rtl/>
+          <w:cs/>
+          <w:lang w:val="ar_AE" w:bidi="ar_AE"/>
+        </w:rPr>
+      </w:r>
+      <w:r>
+        <w:rPr>
+          <w:rtl/>
+          <w:cs/>
+          <w:lang w:val="ar_AE" w:bidi="ar_AE"/>
+        </w:rPr>
+      </w:r>
+    </w:p>
+    <w:p>
+      <w:pPr>
+        <w:bidi/>
+      </w:pPr>
+      <w:r>
+        <w:rPr>
+          <w:rtl/>
+          <w:cs/>
           <w:lang w:val="ar_AE" w:bidi="ar_AE"/>
         </w:rPr>
       </w:r>
@@ -687,28 +853,36 @@
       </w:pPr>
       <w:r>
         <w:rPr>
+          <w:rtl/>
+          <w:cs/>
           <w:lang w:val="ar_AE" w:bidi="ar_AE"/>
         </w:rPr>
         <w:t>فليمون 1: 10 (#2)</w:t>
       </w:r>
       <w:r>
         <w:rPr>
-          <w:lang w:val="ar_AE" w:bidi="ar_AE"/>
-        </w:rPr>
-      </w:r>
-    </w:p>
-    <w:p>
-      <w:pPr>
-        <w:bidi/>
-      </w:pPr>
-      <w:r>
-        <w:rPr>
+          <w:rtl/>
+          <w:cs/>
+          <w:lang w:val="ar_AE" w:bidi="ar_AE"/>
+        </w:rPr>
+      </w:r>
+    </w:p>
+    <w:p>
+      <w:pPr>
+        <w:bidi/>
+      </w:pPr>
+      <w:r>
+        <w:rPr>
+          <w:rtl/>
+          <w:cs/>
           <w:lang w:val="ar_AE" w:bidi="ar_AE"/>
         </w:rPr>
       </w:r>
       <w:r>
         <w:rPr>
           <w:b/>
+          <w:rtl/>
+          <w:cs/>
           <w:lang w:val="ar_AE" w:bidi="ar_AE"/>
         </w:rPr>
         <w:t>أين كان بولس عندما أصبح في مقام الأبِ بالنسبة إلى أنِسِيمس؟</w:t>
@@ -720,32 +894,42 @@
       </w:pPr>
       <w:r>
         <w:rPr>
-          <w:lang w:val="ar_AE" w:bidi="ar_AE"/>
-        </w:rPr>
-      </w:r>
-      <w:r>
-        <w:rPr>
+          <w:rtl/>
+          <w:cs/>
+          <w:lang w:val="ar_AE" w:bidi="ar_AE"/>
+        </w:rPr>
+      </w:r>
+      <w:r>
+        <w:rPr>
+          <w:rtl/>
+          <w:cs/>
           <w:lang w:val="ar_AE" w:bidi="ar_AE"/>
         </w:rPr>
         <w:t>كان بولس مُقيَّدًا في سلاسل، في السجن.</w:t>
       </w:r>
       <w:r>
         <w:rPr>
-          <w:lang w:val="ar_AE" w:bidi="ar_AE"/>
-        </w:rPr>
-      </w:r>
-      <w:r>
-        <w:rPr>
-          <w:lang w:val="ar_AE" w:bidi="ar_AE"/>
-        </w:rPr>
-      </w:r>
-    </w:p>
-    <w:p>
-      <w:pPr>
-        <w:bidi/>
-      </w:pPr>
-      <w:r>
-        <w:rPr>
+          <w:rtl/>
+          <w:cs/>
+          <w:lang w:val="ar_AE" w:bidi="ar_AE"/>
+        </w:rPr>
+      </w:r>
+      <w:r>
+        <w:rPr>
+          <w:rtl/>
+          <w:cs/>
+          <w:lang w:val="ar_AE" w:bidi="ar_AE"/>
+        </w:rPr>
+      </w:r>
+    </w:p>
+    <w:p>
+      <w:pPr>
+        <w:bidi/>
+      </w:pPr>
+      <w:r>
+        <w:rPr>
+          <w:rtl/>
+          <w:cs/>
           <w:lang w:val="ar_AE" w:bidi="ar_AE"/>
         </w:rPr>
       </w:r>
@@ -757,28 +941,36 @@
       </w:pPr>
       <w:r>
         <w:rPr>
+          <w:rtl/>
+          <w:cs/>
           <w:lang w:val="ar_AE" w:bidi="ar_AE"/>
         </w:rPr>
         <w:t>فليمون 1: 12</w:t>
       </w:r>
       <w:r>
         <w:rPr>
-          <w:lang w:val="ar_AE" w:bidi="ar_AE"/>
-        </w:rPr>
-      </w:r>
-    </w:p>
-    <w:p>
-      <w:pPr>
-        <w:bidi/>
-      </w:pPr>
-      <w:r>
-        <w:rPr>
+          <w:rtl/>
+          <w:cs/>
+          <w:lang w:val="ar_AE" w:bidi="ar_AE"/>
+        </w:rPr>
+      </w:r>
+    </w:p>
+    <w:p>
+      <w:pPr>
+        <w:bidi/>
+      </w:pPr>
+      <w:r>
+        <w:rPr>
+          <w:rtl/>
+          <w:cs/>
           <w:lang w:val="ar_AE" w:bidi="ar_AE"/>
         </w:rPr>
       </w:r>
       <w:r>
         <w:rPr>
           <w:b/>
+          <w:rtl/>
+          <w:cs/>
           <w:lang w:val="ar_AE" w:bidi="ar_AE"/>
         </w:rPr>
         <w:t>ماذا فعَل بولس مع أنسيمس؟</w:t>
@@ -790,32 +982,42 @@
       </w:pPr>
       <w:r>
         <w:rPr>
-          <w:lang w:val="ar_AE" w:bidi="ar_AE"/>
-        </w:rPr>
-      </w:r>
-      <w:r>
-        <w:rPr>
+          <w:rtl/>
+          <w:cs/>
+          <w:lang w:val="ar_AE" w:bidi="ar_AE"/>
+        </w:rPr>
+      </w:r>
+      <w:r>
+        <w:rPr>
+          <w:rtl/>
+          <w:cs/>
           <w:lang w:val="ar_AE" w:bidi="ar_AE"/>
         </w:rPr>
         <w:t>أعاد بولس أنسيمس إلى فليمون.</w:t>
       </w:r>
       <w:r>
         <w:rPr>
-          <w:lang w:val="ar_AE" w:bidi="ar_AE"/>
-        </w:rPr>
-      </w:r>
-      <w:r>
-        <w:rPr>
-          <w:lang w:val="ar_AE" w:bidi="ar_AE"/>
-        </w:rPr>
-      </w:r>
-    </w:p>
-    <w:p>
-      <w:pPr>
-        <w:bidi/>
-      </w:pPr>
-      <w:r>
-        <w:rPr>
+          <w:rtl/>
+          <w:cs/>
+          <w:lang w:val="ar_AE" w:bidi="ar_AE"/>
+        </w:rPr>
+      </w:r>
+      <w:r>
+        <w:rPr>
+          <w:rtl/>
+          <w:cs/>
+          <w:lang w:val="ar_AE" w:bidi="ar_AE"/>
+        </w:rPr>
+      </w:r>
+    </w:p>
+    <w:p>
+      <w:pPr>
+        <w:bidi/>
+      </w:pPr>
+      <w:r>
+        <w:rPr>
+          <w:rtl/>
+          <w:cs/>
           <w:lang w:val="ar_AE" w:bidi="ar_AE"/>
         </w:rPr>
       </w:r>
@@ -827,28 +1029,36 @@
       </w:pPr>
       <w:r>
         <w:rPr>
+          <w:rtl/>
+          <w:cs/>
           <w:lang w:val="ar_AE" w:bidi="ar_AE"/>
         </w:rPr>
         <w:t>فليمون ١: ١٣</w:t>
       </w:r>
       <w:r>
         <w:rPr>
-          <w:lang w:val="ar_AE" w:bidi="ar_AE"/>
-        </w:rPr>
-      </w:r>
-    </w:p>
-    <w:p>
-      <w:pPr>
-        <w:bidi/>
-      </w:pPr>
-      <w:r>
-        <w:rPr>
+          <w:rtl/>
+          <w:cs/>
+          <w:lang w:val="ar_AE" w:bidi="ar_AE"/>
+        </w:rPr>
+      </w:r>
+    </w:p>
+    <w:p>
+      <w:pPr>
+        <w:bidi/>
+      </w:pPr>
+      <w:r>
+        <w:rPr>
+          <w:rtl/>
+          <w:cs/>
           <w:lang w:val="ar_AE" w:bidi="ar_AE"/>
         </w:rPr>
       </w:r>
       <w:r>
         <w:rPr>
           <w:b/>
+          <w:rtl/>
+          <w:cs/>
           <w:lang w:val="ar_AE" w:bidi="ar_AE"/>
         </w:rPr>
         <w:t>أين كان بولس وقت كتابة هذه الرسالة؟</w:t>
@@ -860,32 +1070,42 @@
       </w:pPr>
       <w:r>
         <w:rPr>
-          <w:lang w:val="ar_AE" w:bidi="ar_AE"/>
-        </w:rPr>
-      </w:r>
-      <w:r>
-        <w:rPr>
+          <w:rtl/>
+          <w:cs/>
+          <w:lang w:val="ar_AE" w:bidi="ar_AE"/>
+        </w:rPr>
+      </w:r>
+      <w:r>
+        <w:rPr>
+          <w:rtl/>
+          <w:cs/>
           <w:lang w:val="ar_AE" w:bidi="ar_AE"/>
         </w:rPr>
         <w:t>كان بولس في السجن وقت كتابة هذه الرسالة.</w:t>
       </w:r>
       <w:r>
         <w:rPr>
-          <w:lang w:val="ar_AE" w:bidi="ar_AE"/>
-        </w:rPr>
-      </w:r>
-      <w:r>
-        <w:rPr>
-          <w:lang w:val="ar_AE" w:bidi="ar_AE"/>
-        </w:rPr>
-      </w:r>
-    </w:p>
-    <w:p>
-      <w:pPr>
-        <w:bidi/>
-      </w:pPr>
-      <w:r>
-        <w:rPr>
+          <w:rtl/>
+          <w:cs/>
+          <w:lang w:val="ar_AE" w:bidi="ar_AE"/>
+        </w:rPr>
+      </w:r>
+      <w:r>
+        <w:rPr>
+          <w:rtl/>
+          <w:cs/>
+          <w:lang w:val="ar_AE" w:bidi="ar_AE"/>
+        </w:rPr>
+      </w:r>
+    </w:p>
+    <w:p>
+      <w:pPr>
+        <w:bidi/>
+      </w:pPr>
+      <w:r>
+        <w:rPr>
+          <w:rtl/>
+          <w:cs/>
           <w:lang w:val="ar_AE" w:bidi="ar_AE"/>
         </w:rPr>
       </w:r>
@@ -897,28 +1117,36 @@
       </w:pPr>
       <w:r>
         <w:rPr>
+          <w:rtl/>
+          <w:cs/>
           <w:lang w:val="ar_AE" w:bidi="ar_AE"/>
         </w:rPr>
         <w:t>فليمون 1: 13 (#2)</w:t>
       </w:r>
       <w:r>
         <w:rPr>
-          <w:lang w:val="ar_AE" w:bidi="ar_AE"/>
-        </w:rPr>
-      </w:r>
-    </w:p>
-    <w:p>
-      <w:pPr>
-        <w:bidi/>
-      </w:pPr>
-      <w:r>
-        <w:rPr>
+          <w:rtl/>
+          <w:cs/>
+          <w:lang w:val="ar_AE" w:bidi="ar_AE"/>
+        </w:rPr>
+      </w:r>
+    </w:p>
+    <w:p>
+      <w:pPr>
+        <w:bidi/>
+      </w:pPr>
+      <w:r>
+        <w:rPr>
+          <w:rtl/>
+          <w:cs/>
           <w:lang w:val="ar_AE" w:bidi="ar_AE"/>
         </w:rPr>
       </w:r>
       <w:r>
         <w:rPr>
           <w:b/>
+          <w:rtl/>
+          <w:cs/>
           <w:lang w:val="ar_AE" w:bidi="ar_AE"/>
         </w:rPr>
         <w:t>ماذا يود بولس أن يتمكَّن أنسيمس مِن فعله؟</w:t>
@@ -930,32 +1158,42 @@
       </w:pPr>
       <w:r>
         <w:rPr>
-          <w:lang w:val="ar_AE" w:bidi="ar_AE"/>
-        </w:rPr>
-      </w:r>
-      <w:r>
-        <w:rPr>
+          <w:rtl/>
+          <w:cs/>
+          <w:lang w:val="ar_AE" w:bidi="ar_AE"/>
+        </w:rPr>
+      </w:r>
+      <w:r>
+        <w:rPr>
+          <w:rtl/>
+          <w:cs/>
           <w:lang w:val="ar_AE" w:bidi="ar_AE"/>
         </w:rPr>
         <w:t>يرغب بولس في أن يتمكن أنِسِيمس من مساعدته.</w:t>
       </w:r>
       <w:r>
         <w:rPr>
-          <w:lang w:val="ar_AE" w:bidi="ar_AE"/>
-        </w:rPr>
-      </w:r>
-      <w:r>
-        <w:rPr>
-          <w:lang w:val="ar_AE" w:bidi="ar_AE"/>
-        </w:rPr>
-      </w:r>
-    </w:p>
-    <w:p>
-      <w:pPr>
-        <w:bidi/>
-      </w:pPr>
-      <w:r>
-        <w:rPr>
+          <w:rtl/>
+          <w:cs/>
+          <w:lang w:val="ar_AE" w:bidi="ar_AE"/>
+        </w:rPr>
+      </w:r>
+      <w:r>
+        <w:rPr>
+          <w:rtl/>
+          <w:cs/>
+          <w:lang w:val="ar_AE" w:bidi="ar_AE"/>
+        </w:rPr>
+      </w:r>
+    </w:p>
+    <w:p>
+      <w:pPr>
+        <w:bidi/>
+      </w:pPr>
+      <w:r>
+        <w:rPr>
+          <w:rtl/>
+          <w:cs/>
           <w:lang w:val="ar_AE" w:bidi="ar_AE"/>
         </w:rPr>
       </w:r>
@@ -967,28 +1205,36 @@
       </w:pPr>
       <w:r>
         <w:rPr>
+          <w:rtl/>
+          <w:cs/>
           <w:lang w:val="ar_AE" w:bidi="ar_AE"/>
         </w:rPr>
         <w:t>فليمون 1: 14</w:t>
       </w:r>
       <w:r>
         <w:rPr>
-          <w:lang w:val="ar_AE" w:bidi="ar_AE"/>
-        </w:rPr>
-      </w:r>
-    </w:p>
-    <w:p>
-      <w:pPr>
-        <w:bidi/>
-      </w:pPr>
-      <w:r>
-        <w:rPr>
+          <w:rtl/>
+          <w:cs/>
+          <w:lang w:val="ar_AE" w:bidi="ar_AE"/>
+        </w:rPr>
+      </w:r>
+    </w:p>
+    <w:p>
+      <w:pPr>
+        <w:bidi/>
+      </w:pPr>
+      <w:r>
+        <w:rPr>
+          <w:rtl/>
+          <w:cs/>
           <w:lang w:val="ar_AE" w:bidi="ar_AE"/>
         </w:rPr>
       </w:r>
       <w:r>
         <w:rPr>
           <w:b/>
+          <w:rtl/>
+          <w:cs/>
           <w:lang w:val="ar_AE" w:bidi="ar_AE"/>
         </w:rPr>
         <w:t>لماذا لم يرغب بولس في التصرف دون موافقة فليمون؟</w:t>
@@ -1000,32 +1246,42 @@
       </w:pPr>
       <w:r>
         <w:rPr>
-          <w:lang w:val="ar_AE" w:bidi="ar_AE"/>
-        </w:rPr>
-      </w:r>
-      <w:r>
-        <w:rPr>
+          <w:rtl/>
+          <w:cs/>
+          <w:lang w:val="ar_AE" w:bidi="ar_AE"/>
+        </w:rPr>
+      </w:r>
+      <w:r>
+        <w:rPr>
+          <w:rtl/>
+          <w:cs/>
           <w:lang w:val="ar_AE" w:bidi="ar_AE"/>
         </w:rPr>
         <w:t>أراد بولس أن يكون عمَل فليمون الصالِح باختياره الخاص، دون أنْ يُفرَض عليه بفِعل من بولس.</w:t>
       </w:r>
       <w:r>
         <w:rPr>
-          <w:lang w:val="ar_AE" w:bidi="ar_AE"/>
-        </w:rPr>
-      </w:r>
-      <w:r>
-        <w:rPr>
-          <w:lang w:val="ar_AE" w:bidi="ar_AE"/>
-        </w:rPr>
-      </w:r>
-    </w:p>
-    <w:p>
-      <w:pPr>
-        <w:bidi/>
-      </w:pPr>
-      <w:r>
-        <w:rPr>
+          <w:rtl/>
+          <w:cs/>
+          <w:lang w:val="ar_AE" w:bidi="ar_AE"/>
+        </w:rPr>
+      </w:r>
+      <w:r>
+        <w:rPr>
+          <w:rtl/>
+          <w:cs/>
+          <w:lang w:val="ar_AE" w:bidi="ar_AE"/>
+        </w:rPr>
+      </w:r>
+    </w:p>
+    <w:p>
+      <w:pPr>
+        <w:bidi/>
+      </w:pPr>
+      <w:r>
+        <w:rPr>
+          <w:rtl/>
+          <w:cs/>
           <w:lang w:val="ar_AE" w:bidi="ar_AE"/>
         </w:rPr>
       </w:r>
@@ -1037,28 +1293,36 @@
       </w:pPr>
       <w:r>
         <w:rPr>
+          <w:rtl/>
+          <w:cs/>
           <w:lang w:val="ar_AE" w:bidi="ar_AE"/>
         </w:rPr>
         <w:t>فليمون ١: ١٥</w:t>
       </w:r>
       <w:r>
         <w:rPr>
-          <w:lang w:val="ar_AE" w:bidi="ar_AE"/>
-        </w:rPr>
-      </w:r>
-    </w:p>
-    <w:p>
-      <w:pPr>
-        <w:bidi/>
-      </w:pPr>
-      <w:r>
-        <w:rPr>
+          <w:rtl/>
+          <w:cs/>
+          <w:lang w:val="ar_AE" w:bidi="ar_AE"/>
+        </w:rPr>
+      </w:r>
+    </w:p>
+    <w:p>
+      <w:pPr>
+        <w:bidi/>
+      </w:pPr>
+      <w:r>
+        <w:rPr>
+          <w:rtl/>
+          <w:cs/>
           <w:lang w:val="ar_AE" w:bidi="ar_AE"/>
         </w:rPr>
       </w:r>
       <w:r>
         <w:rPr>
           <w:b/>
+          <w:rtl/>
+          <w:cs/>
           <w:lang w:val="ar_AE" w:bidi="ar_AE"/>
         </w:rPr>
         <w:t>ماذا قال بولس عن سبب انفصال أنِسِيمس عن فليمون؟</w:t>
@@ -1070,32 +1334,42 @@
       </w:pPr>
       <w:r>
         <w:rPr>
-          <w:lang w:val="ar_AE" w:bidi="ar_AE"/>
-        </w:rPr>
-      </w:r>
-      <w:r>
-        <w:rPr>
+          <w:rtl/>
+          <w:cs/>
+          <w:lang w:val="ar_AE" w:bidi="ar_AE"/>
+        </w:rPr>
+      </w:r>
+      <w:r>
+        <w:rPr>
+          <w:rtl/>
+          <w:cs/>
           <w:lang w:val="ar_AE" w:bidi="ar_AE"/>
         </w:rPr>
         <w:t>قال بولس إنَّ أنِسِيمس ربما يكون قد انفصل عن فليمون حتى يستعيده إلى الأبد، أي كأخ أبدي في ٱلْمَسِيحِ.</w:t>
       </w:r>
       <w:r>
         <w:rPr>
-          <w:lang w:val="ar_AE" w:bidi="ar_AE"/>
-        </w:rPr>
-      </w:r>
-      <w:r>
-        <w:rPr>
-          <w:lang w:val="ar_AE" w:bidi="ar_AE"/>
-        </w:rPr>
-      </w:r>
-    </w:p>
-    <w:p>
-      <w:pPr>
-        <w:bidi/>
-      </w:pPr>
-      <w:r>
-        <w:rPr>
+          <w:rtl/>
+          <w:cs/>
+          <w:lang w:val="ar_AE" w:bidi="ar_AE"/>
+        </w:rPr>
+      </w:r>
+      <w:r>
+        <w:rPr>
+          <w:rtl/>
+          <w:cs/>
+          <w:lang w:val="ar_AE" w:bidi="ar_AE"/>
+        </w:rPr>
+      </w:r>
+    </w:p>
+    <w:p>
+      <w:pPr>
+        <w:bidi/>
+      </w:pPr>
+      <w:r>
+        <w:rPr>
+          <w:rtl/>
+          <w:cs/>
           <w:lang w:val="ar_AE" w:bidi="ar_AE"/>
         </w:rPr>
       </w:r>
@@ -1107,28 +1381,36 @@
       </w:pPr>
       <w:r>
         <w:rPr>
+          <w:rtl/>
+          <w:cs/>
           <w:lang w:val="ar_AE" w:bidi="ar_AE"/>
         </w:rPr>
         <w:t>فليمون ١: ١٦–١٧</w:t>
       </w:r>
       <w:r>
         <w:rPr>
-          <w:lang w:val="ar_AE" w:bidi="ar_AE"/>
-        </w:rPr>
-      </w:r>
-    </w:p>
-    <w:p>
-      <w:pPr>
-        <w:bidi/>
-      </w:pPr>
-      <w:r>
-        <w:rPr>
+          <w:rtl/>
+          <w:cs/>
+          <w:lang w:val="ar_AE" w:bidi="ar_AE"/>
+        </w:rPr>
+      </w:r>
+    </w:p>
+    <w:p>
+      <w:pPr>
+        <w:bidi/>
+      </w:pPr>
+      <w:r>
+        <w:rPr>
+          <w:rtl/>
+          <w:cs/>
           <w:lang w:val="ar_AE" w:bidi="ar_AE"/>
         </w:rPr>
       </w:r>
       <w:r>
         <w:rPr>
           <w:b/>
+          <w:rtl/>
+          <w:cs/>
           <w:lang w:val="ar_AE" w:bidi="ar_AE"/>
         </w:rPr>
         <w:t>كيف يريد بولس الآن أن تكون عَلاقة أنِسِيمس بالنسبة إلى فليمون؟</w:t>
@@ -1140,32 +1422,42 @@
       </w:pPr>
       <w:r>
         <w:rPr>
-          <w:lang w:val="ar_AE" w:bidi="ar_AE"/>
-        </w:rPr>
-      </w:r>
-      <w:r>
-        <w:rPr>
+          <w:rtl/>
+          <w:cs/>
+          <w:lang w:val="ar_AE" w:bidi="ar_AE"/>
+        </w:rPr>
+      </w:r>
+      <w:r>
+        <w:rPr>
+          <w:rtl/>
+          <w:cs/>
           <w:lang w:val="ar_AE" w:bidi="ar_AE"/>
         </w:rPr>
         <w:t>يريد بولس أنْ تكون عَلاقة أنِسِيمس بالنسبة إلى فليمون عَلاقة أخ محبوب.</w:t>
       </w:r>
       <w:r>
         <w:rPr>
-          <w:lang w:val="ar_AE" w:bidi="ar_AE"/>
-        </w:rPr>
-      </w:r>
-      <w:r>
-        <w:rPr>
-          <w:lang w:val="ar_AE" w:bidi="ar_AE"/>
-        </w:rPr>
-      </w:r>
-    </w:p>
-    <w:p>
-      <w:pPr>
-        <w:bidi/>
-      </w:pPr>
-      <w:r>
-        <w:rPr>
+          <w:rtl/>
+          <w:cs/>
+          <w:lang w:val="ar_AE" w:bidi="ar_AE"/>
+        </w:rPr>
+      </w:r>
+      <w:r>
+        <w:rPr>
+          <w:rtl/>
+          <w:cs/>
+          <w:lang w:val="ar_AE" w:bidi="ar_AE"/>
+        </w:rPr>
+      </w:r>
+    </w:p>
+    <w:p>
+      <w:pPr>
+        <w:bidi/>
+      </w:pPr>
+      <w:r>
+        <w:rPr>
+          <w:rtl/>
+          <w:cs/>
           <w:lang w:val="ar_AE" w:bidi="ar_AE"/>
         </w:rPr>
       </w:r>
@@ -1177,28 +1469,36 @@
       </w:pPr>
       <w:r>
         <w:rPr>
+          <w:rtl/>
+          <w:cs/>
           <w:lang w:val="ar_AE" w:bidi="ar_AE"/>
         </w:rPr>
         <w:t>فليمون 1: 18</w:t>
       </w:r>
       <w:r>
         <w:rPr>
-          <w:lang w:val="ar_AE" w:bidi="ar_AE"/>
-        </w:rPr>
-      </w:r>
-    </w:p>
-    <w:p>
-      <w:pPr>
-        <w:bidi/>
-      </w:pPr>
-      <w:r>
-        <w:rPr>
+          <w:rtl/>
+          <w:cs/>
+          <w:lang w:val="ar_AE" w:bidi="ar_AE"/>
+        </w:rPr>
+      </w:r>
+    </w:p>
+    <w:p>
+      <w:pPr>
+        <w:bidi/>
+      </w:pPr>
+      <w:r>
+        <w:rPr>
+          <w:rtl/>
+          <w:cs/>
           <w:lang w:val="ar_AE" w:bidi="ar_AE"/>
         </w:rPr>
       </w:r>
       <w:r>
         <w:rPr>
           <w:b/>
+          <w:rtl/>
+          <w:cs/>
           <w:lang w:val="ar_AE" w:bidi="ar_AE"/>
         </w:rPr>
         <w:t>ماذا يريد بولس أن يفعل فليمون بشأن أي دَين على أنِسِيمس له؟</w:t>
@@ -1210,32 +1510,42 @@
       </w:pPr>
       <w:r>
         <w:rPr>
-          <w:lang w:val="ar_AE" w:bidi="ar_AE"/>
-        </w:rPr>
-      </w:r>
-      <w:r>
-        <w:rPr>
+          <w:rtl/>
+          <w:cs/>
+          <w:lang w:val="ar_AE" w:bidi="ar_AE"/>
+        </w:rPr>
+      </w:r>
+      <w:r>
+        <w:rPr>
+          <w:rtl/>
+          <w:cs/>
           <w:lang w:val="ar_AE" w:bidi="ar_AE"/>
         </w:rPr>
         <w:t>يريد بولس أنْ يتحمل أية مستحَقّات على أنِسِيمسَ لكي يدفعها هو من حسابه.</w:t>
       </w:r>
       <w:r>
         <w:rPr>
-          <w:lang w:val="ar_AE" w:bidi="ar_AE"/>
-        </w:rPr>
-      </w:r>
-      <w:r>
-        <w:rPr>
-          <w:lang w:val="ar_AE" w:bidi="ar_AE"/>
-        </w:rPr>
-      </w:r>
-    </w:p>
-    <w:p>
-      <w:pPr>
-        <w:bidi/>
-      </w:pPr>
-      <w:r>
-        <w:rPr>
+          <w:rtl/>
+          <w:cs/>
+          <w:lang w:val="ar_AE" w:bidi="ar_AE"/>
+        </w:rPr>
+      </w:r>
+      <w:r>
+        <w:rPr>
+          <w:rtl/>
+          <w:cs/>
+          <w:lang w:val="ar_AE" w:bidi="ar_AE"/>
+        </w:rPr>
+      </w:r>
+    </w:p>
+    <w:p>
+      <w:pPr>
+        <w:bidi/>
+      </w:pPr>
+      <w:r>
+        <w:rPr>
+          <w:rtl/>
+          <w:cs/>
           <w:lang w:val="ar_AE" w:bidi="ar_AE"/>
         </w:rPr>
       </w:r>
@@ -1247,28 +1557,36 @@
       </w:pPr>
       <w:r>
         <w:rPr>
+          <w:rtl/>
+          <w:cs/>
           <w:lang w:val="ar_AE" w:bidi="ar_AE"/>
         </w:rPr>
         <w:t>فليمون ١: ١٩</w:t>
       </w:r>
       <w:r>
         <w:rPr>
-          <w:lang w:val="ar_AE" w:bidi="ar_AE"/>
-        </w:rPr>
-      </w:r>
-    </w:p>
-    <w:p>
-      <w:pPr>
-        <w:bidi/>
-      </w:pPr>
-      <w:r>
-        <w:rPr>
+          <w:rtl/>
+          <w:cs/>
+          <w:lang w:val="ar_AE" w:bidi="ar_AE"/>
+        </w:rPr>
+      </w:r>
+    </w:p>
+    <w:p>
+      <w:pPr>
+        <w:bidi/>
+      </w:pPr>
+      <w:r>
+        <w:rPr>
+          <w:rtl/>
+          <w:cs/>
           <w:lang w:val="ar_AE" w:bidi="ar_AE"/>
         </w:rPr>
       </w:r>
       <w:r>
         <w:rPr>
           <w:b/>
+          <w:rtl/>
+          <w:cs/>
           <w:lang w:val="ar_AE" w:bidi="ar_AE"/>
         </w:rPr>
         <w:t>بماذا يَدِين فليمون لبولس؟</w:t>
@@ -1280,32 +1598,42 @@
       </w:pPr>
       <w:r>
         <w:rPr>
-          <w:lang w:val="ar_AE" w:bidi="ar_AE"/>
-        </w:rPr>
-      </w:r>
-      <w:r>
-        <w:rPr>
+          <w:rtl/>
+          <w:cs/>
+          <w:lang w:val="ar_AE" w:bidi="ar_AE"/>
+        </w:rPr>
+      </w:r>
+      <w:r>
+        <w:rPr>
+          <w:rtl/>
+          <w:cs/>
           <w:lang w:val="ar_AE" w:bidi="ar_AE"/>
         </w:rPr>
         <w:t>فليمون مَدين لبولس بحياته.</w:t>
       </w:r>
       <w:r>
         <w:rPr>
-          <w:lang w:val="ar_AE" w:bidi="ar_AE"/>
-        </w:rPr>
-      </w:r>
-      <w:r>
-        <w:rPr>
-          <w:lang w:val="ar_AE" w:bidi="ar_AE"/>
-        </w:rPr>
-      </w:r>
-    </w:p>
-    <w:p>
-      <w:pPr>
-        <w:bidi/>
-      </w:pPr>
-      <w:r>
-        <w:rPr>
+          <w:rtl/>
+          <w:cs/>
+          <w:lang w:val="ar_AE" w:bidi="ar_AE"/>
+        </w:rPr>
+      </w:r>
+      <w:r>
+        <w:rPr>
+          <w:rtl/>
+          <w:cs/>
+          <w:lang w:val="ar_AE" w:bidi="ar_AE"/>
+        </w:rPr>
+      </w:r>
+    </w:p>
+    <w:p>
+      <w:pPr>
+        <w:bidi/>
+      </w:pPr>
+      <w:r>
+        <w:rPr>
+          <w:rtl/>
+          <w:cs/>
           <w:lang w:val="ar_AE" w:bidi="ar_AE"/>
         </w:rPr>
       </w:r>
@@ -1317,28 +1645,36 @@
       </w:pPr>
       <w:r>
         <w:rPr>
+          <w:rtl/>
+          <w:cs/>
           <w:lang w:val="ar_AE" w:bidi="ar_AE"/>
         </w:rPr>
         <w:t>فليمون 1: 22</w:t>
       </w:r>
       <w:r>
         <w:rPr>
-          <w:lang w:val="ar_AE" w:bidi="ar_AE"/>
-        </w:rPr>
-      </w:r>
-    </w:p>
-    <w:p>
-      <w:pPr>
-        <w:bidi/>
-      </w:pPr>
-      <w:r>
-        <w:rPr>
+          <w:rtl/>
+          <w:cs/>
+          <w:lang w:val="ar_AE" w:bidi="ar_AE"/>
+        </w:rPr>
+      </w:r>
+    </w:p>
+    <w:p>
+      <w:pPr>
+        <w:bidi/>
+      </w:pPr>
+      <w:r>
+        <w:rPr>
+          <w:rtl/>
+          <w:cs/>
           <w:lang w:val="ar_AE" w:bidi="ar_AE"/>
         </w:rPr>
       </w:r>
       <w:r>
         <w:rPr>
           <w:b/>
+          <w:rtl/>
+          <w:cs/>
           <w:lang w:val="ar_AE" w:bidi="ar_AE"/>
         </w:rPr>
         <w:t>ماذا يريد بولس أن يفعل له؟</w:t>
@@ -1350,32 +1686,42 @@
       </w:pPr>
       <w:r>
         <w:rPr>
-          <w:lang w:val="ar_AE" w:bidi="ar_AE"/>
-        </w:rPr>
-      </w:r>
-      <w:r>
-        <w:rPr>
+          <w:rtl/>
+          <w:cs/>
+          <w:lang w:val="ar_AE" w:bidi="ar_AE"/>
+        </w:rPr>
+      </w:r>
+      <w:r>
+        <w:rPr>
+          <w:rtl/>
+          <w:cs/>
           <w:lang w:val="ar_AE" w:bidi="ar_AE"/>
         </w:rPr>
         <w:t>يريد بولس أن يُعِدَّ فليمون غرفة ضيوف له.</w:t>
       </w:r>
       <w:r>
         <w:rPr>
-          <w:lang w:val="ar_AE" w:bidi="ar_AE"/>
-        </w:rPr>
-      </w:r>
-      <w:r>
-        <w:rPr>
-          <w:lang w:val="ar_AE" w:bidi="ar_AE"/>
-        </w:rPr>
-      </w:r>
-    </w:p>
-    <w:p>
-      <w:pPr>
-        <w:bidi/>
-      </w:pPr>
-      <w:r>
-        <w:rPr>
+          <w:rtl/>
+          <w:cs/>
+          <w:lang w:val="ar_AE" w:bidi="ar_AE"/>
+        </w:rPr>
+      </w:r>
+      <w:r>
+        <w:rPr>
+          <w:rtl/>
+          <w:cs/>
+          <w:lang w:val="ar_AE" w:bidi="ar_AE"/>
+        </w:rPr>
+      </w:r>
+    </w:p>
+    <w:p>
+      <w:pPr>
+        <w:bidi/>
+      </w:pPr>
+      <w:r>
+        <w:rPr>
+          <w:rtl/>
+          <w:cs/>
           <w:lang w:val="ar_AE" w:bidi="ar_AE"/>
         </w:rPr>
       </w:r>
@@ -1387,28 +1733,36 @@
       </w:pPr>
       <w:r>
         <w:rPr>
+          <w:rtl/>
+          <w:cs/>
           <w:lang w:val="ar_AE" w:bidi="ar_AE"/>
         </w:rPr>
         <w:t>فليمون 1: 22 (#2)</w:t>
       </w:r>
       <w:r>
         <w:rPr>
-          <w:lang w:val="ar_AE" w:bidi="ar_AE"/>
-        </w:rPr>
-      </w:r>
-    </w:p>
-    <w:p>
-      <w:pPr>
-        <w:bidi/>
-      </w:pPr>
-      <w:r>
-        <w:rPr>
+          <w:rtl/>
+          <w:cs/>
+          <w:lang w:val="ar_AE" w:bidi="ar_AE"/>
+        </w:rPr>
+      </w:r>
+    </w:p>
+    <w:p>
+      <w:pPr>
+        <w:bidi/>
+      </w:pPr>
+      <w:r>
+        <w:rPr>
+          <w:rtl/>
+          <w:cs/>
           <w:lang w:val="ar_AE" w:bidi="ar_AE"/>
         </w:rPr>
       </w:r>
       <w:r>
         <w:rPr>
           <w:b/>
+          <w:rtl/>
+          <w:cs/>
           <w:lang w:val="ar_AE" w:bidi="ar_AE"/>
         </w:rPr>
         <w:t>لماذا يريد بولس من فليمون عمَل ذلك؟</w:t>
@@ -1420,22 +1774,30 @@
       </w:pPr>
       <w:r>
         <w:rPr>
-          <w:lang w:val="ar_AE" w:bidi="ar_AE"/>
-        </w:rPr>
-      </w:r>
-      <w:r>
-        <w:rPr>
+          <w:rtl/>
+          <w:cs/>
+          <w:lang w:val="ar_AE" w:bidi="ar_AE"/>
+        </w:rPr>
+      </w:r>
+      <w:r>
+        <w:rPr>
+          <w:rtl/>
+          <w:cs/>
           <w:lang w:val="ar_AE" w:bidi="ar_AE"/>
         </w:rPr>
         <w:t>يرجو بولس أن يعيده ٱلله إِلى فليمون.</w:t>
       </w:r>
       <w:r>
         <w:rPr>
-          <w:lang w:val="ar_AE" w:bidi="ar_AE"/>
-        </w:rPr>
-      </w:r>
-      <w:r>
-        <w:rPr>
+          <w:rtl/>
+          <w:cs/>
+          <w:lang w:val="ar_AE" w:bidi="ar_AE"/>
+        </w:rPr>
+      </w:r>
+      <w:r>
+        <w:rPr>
+          <w:rtl/>
+          <w:cs/>
           <w:lang w:val="ar_AE" w:bidi="ar_AE"/>
         </w:rPr>
       </w:r>
